--- a/ukol_drogy/sablony/Sablona_individualni_zadani.docx
+++ b/ukol_drogy/sablony/Sablona_individualni_zadani.docx
@@ -176,7 +176,7 @@
         <w:rPr>
           <w:sz w:val="22"/>
         </w:rPr>
-        <w:t>Ionizace a pKa — jak ovlivňuje vstřebávání (aplikujte Henderson–Hasselbalchovu rovnici z přednášky 3)</w:t>
+        <w:t>Ionizace a pKa — jak ovlivňuje vstřebávání</w:t>
       </w:r>
     </w:p>
     <w:p>
@@ -200,7 +200,7 @@
         <w:rPr>
           <w:sz w:val="22"/>
         </w:rPr>
-        <w:t>Biotransformace — které enzymy (CYP, jiné), vzniká aktivní/toxický metabolit? Jde o detoxikaci, nebo bioaktivaci? (přednáška 4)</w:t>
+        <w:t>Biotransformace — které enzymy (CYP, jiné), vzniká aktivní/toxický metabolit? Jde o detoxikaci, nebo bioaktivaci?</w:t>
       </w:r>
     </w:p>
     <w:p>
@@ -262,7 +262,7 @@
         <w:rPr>
           <w:sz w:val="22"/>
         </w:rPr>
-        <w:t>Typ interakce — agonista, antagonista, inhibitor zpětného vychytávání… (přednáška 2)</w:t>
+        <w:t>Typ interakce — agonista, antagonista, inhibitor zpětného vychytávání…</w:t>
       </w:r>
     </w:p>
     <w:p>
@@ -331,7 +331,7 @@
         <w:rPr>
           <w:sz w:val="22"/>
         </w:rPr>
-        <w:t>Významné lékové/drogové interakce (často přes sdílený CYP enzym — viz přednáška 4)</w:t>
+        <w:t>Významné lékové/drogové interakce (často přes sdílený CYP enzym)</w:t>
       </w:r>
     </w:p>
     <w:p>
